--- a/courts/seventh-circuit/illinois/state/appellate-court/petition-for-review/usage/OUTPUT-petition-for-review.docx
+++ b/courts/seventh-circuit/illinois/state/appellate-court/petition-for-review/usage/OUTPUT-petition-for-review.docx
@@ -2350,6 +2350,7 @@
     <w:unhideWhenUsed/>
     <w:qFormat/>
     <w:pPr>
+      <w:keepLines/>
       <w:spacing w:before="0" w:after="140" w:line="276" w:lineRule="exact"/>
     </w:pPr>
     <w:rPr>
@@ -2600,6 +2601,33 @@
     <w:pPr>
       <w:spacing w:before="0" w:after="0" w:line="276" w:lineRule="exact"/>
       <w:ind w:left="2160" w:hanging="720"/>
+    </w:pPr>
+  </w:style>
+  <w:style w:type="paragraph" w:customStyle="1" w:styleId="XdQuoteList1">
+    <w:name w:val="Xd Quote List 1"/>
+    <w:basedOn w:val="Normal"/>
+    <w:qFormat/>
+    <w:pPr>
+      <w:spacing w:before="0" w:after="0" w:line="276" w:lineRule="exact"/>
+      <w:ind w:left="1440" w:right="720" w:hanging="720"/>
+    </w:pPr>
+  </w:style>
+  <w:style w:type="paragraph" w:customStyle="1" w:styleId="XdQuoteList2">
+    <w:name w:val="Xd Quote List 2"/>
+    <w:basedOn w:val="Normal"/>
+    <w:qFormat/>
+    <w:pPr>
+      <w:spacing w:before="0" w:after="0" w:line="276" w:lineRule="exact"/>
+      <w:ind w:left="2160" w:right="720" w:hanging="720"/>
+    </w:pPr>
+  </w:style>
+  <w:style w:type="paragraph" w:customStyle="1" w:styleId="XdQuoteList3">
+    <w:name w:val="Xd Quote List 3"/>
+    <w:basedOn w:val="Normal"/>
+    <w:qFormat/>
+    <w:pPr>
+      <w:spacing w:before="0" w:after="0" w:line="276" w:lineRule="exact"/>
+      <w:ind w:left="2880" w:right="720" w:hanging="720"/>
     </w:pPr>
   </w:style>
   <w:style w:type="paragraph" w:customStyle="1" w:styleId="SourceCode">

--- a/courts/seventh-circuit/illinois/state/appellate-court/petition-for-review/usage/OUTPUT-petition-for-review.docx
+++ b/courts/seventh-circuit/illinois/state/appellate-court/petition-for-review/usage/OUTPUT-petition-for-review.docx
@@ -15,11 +15,7 @@
         <w:t xml:space="preserve"> </w:t>
       </w:r>
       <w:r>
-        <w:t xml:space="preserve">5</w:t>
-        <w:noBreakHyphen/>
-        <w:t xml:space="preserve">23</w:t>
-        <w:noBreakHyphen/>
-        <w:t xml:space="preserve">0035</w:t>
+        <w:t xml:space="preserve">5-⁠23-⁠0035</w:t>
       </w:r>
     </w:p>
     <w:p>
@@ -536,9 +532,7 @@
               <w:t xml:space="preserve"> </w:t>
             </w:r>
             <w:r>
-              <w:t xml:space="preserve">2023-MR</w:t>
-              <w:noBreakHyphen/>
-              <w:t xml:space="preserve">4</w:t>
+              <w:t xml:space="preserve">2023-MR-⁠4</w:t>
             </w:r>
           </w:p>
           <w:p>
@@ -1188,9 +1182,7 @@
               <w:t xml:space="preserve"> </w:t>
             </w:r>
             <w:r>
-              <w:t xml:space="preserve">793</w:t>
-              <w:noBreakHyphen/>
-              <w:t xml:space="preserve">1473</w:t>
+              <w:t xml:space="preserve">793-⁠1473</w:t>
             </w:r>
             <w:r>
               <w:t xml:space="preserve"> </w:t>
@@ -1212,9 +1204,7 @@
               <w:t xml:space="preserve"> </w:t>
             </w:r>
             <w:r>
-              <w:t xml:space="preserve">590</w:t>
-              <w:noBreakHyphen/>
-              <w:t xml:space="preserve">7877</w:t>
+              <w:t xml:space="preserve">590-⁠7877</w:t>
             </w:r>
             <w:r>
               <w:t xml:space="preserve"> </w:t>
@@ -1277,37 +1267,7 @@
         <w:pStyle w:val="BodyText"/>
       </w:pPr>
       <w:r>
-        <w:t xml:space="preserve">1. On January 10, 2023, Public Act 102</w:t>
-      </w:r>
-      <w:r>
-        <w:noBreakHyphen/>
-      </w:r>
-      <w:r>
-        <w:t xml:space="preserve">116, which regulates the possession, sale, and manufacture of certain firearms, including assault weapons and large capacity magazines (“LCMs”), became law. See generally 720 ILCS 5/24</w:t>
-      </w:r>
-      <w:r>
-        <w:noBreakHyphen/>
-      </w:r>
-      <w:r>
-        <w:t xml:space="preserve">1.9 (new) &amp; 1.10 (new). Relevant here, beginning January 10, 2023, the Act prohibits the knowing manufacture, delivery, sale, import, or purchase of assault weapons or LCMs, except sales to persons in other States or authorized to possess them. Id. 5/24</w:t>
-      </w:r>
-      <w:r>
-        <w:noBreakHyphen/>
-      </w:r>
-      <w:r>
-        <w:t xml:space="preserve">1.9(b), (e) &amp; 1.10(b), (f). The Act also prohibits possession of assault weapons, though persons who lawfully possessed as of January 10, 2023 may continue to possess as long as they obtain an endorsement affidavit with the State Police, by January 1, 2024. Id. 5/24</w:t>
-      </w:r>
-      <w:r>
-        <w:noBreakHyphen/>
-      </w:r>
-      <w:r>
-        <w:t xml:space="preserve">1.9(c), (d) &amp; 1.10(c). Similarly, while the Act prohibits possession of LCMs as of April 10, 2023, those who already possessed them may continue to do so. Id. 5/24</w:t>
-      </w:r>
-      <w:r>
-        <w:noBreakHyphen/>
-      </w:r>
-      <w:r>
-        <w:t xml:space="preserve">1.10(d).</w:t>
+        <w:t xml:space="preserve">1. On January 10, 2023, Public Act 102-⁠116, which regulates the possession, sale, and manufacture of certain firearms, including assault weapons and large capacity magazines (“LCMs”), became law. See generally 720 ILCS 5/24-⁠1.9 (new) &amp; 1.10 (new). Relevant here, beginning January 10, 2023, the Act prohibits the knowing manufacture, delivery, sale, import, or purchase of assault weapons or LCMs, except sales to persons in other States or authorized to possess them. Id. 5/24-⁠1.9(b), (e) &amp; 1.10(b), (f). The Act also prohibits possession of assault weapons, though persons who lawfully possessed as of January 10, 2023 may continue to possess as long as they obtain an endorsement affidavit with the State Police, by January 1, 2024. Id. 5/24-⁠1.9(c), (d) &amp; 1.10(c). Similarly, while the Act prohibits possession of LCMs as of April 10, 2023, those who already possessed them may continue to do so. Id. 5/24-⁠1.10(d).</w:t>
       </w:r>
     </w:p>
     <w:p>
@@ -1590,9 +1550,7 @@
               <w:t xml:space="preserve"> </w:t>
             </w:r>
             <w:r>
-              <w:t xml:space="preserve">793</w:t>
-              <w:noBreakHyphen/>
-              <w:t xml:space="preserve">1473</w:t>
+              <w:t xml:space="preserve">793-⁠1473</w:t>
             </w:r>
             <w:r>
               <w:t xml:space="preserve"> </w:t>
@@ -1614,9 +1572,7 @@
               <w:t xml:space="preserve"> </w:t>
             </w:r>
             <w:r>
-              <w:t xml:space="preserve">590</w:t>
-              <w:noBreakHyphen/>
-              <w:t xml:space="preserve">7877</w:t>
+              <w:t xml:space="preserve">590-⁠7877</w:t>
             </w:r>
             <w:r>
               <w:t xml:space="preserve"> </w:t>
@@ -2351,7 +2307,7 @@
     <w:qFormat/>
     <w:pPr>
       <w:keepLines/>
-      <w:spacing w:before="0" w:after="140" w:line="276" w:lineRule="exact"/>
+      <w:spacing w:before="46" w:after="140" w:line="276" w:lineRule="exact"/>
     </w:pPr>
     <w:rPr>
       <w:sz w:val="24"/>
